--- a/KURIKULUM2026_REVISI/DOCX/009A_CPL_SIKAP_SISTEKIN.docx
+++ b/KURIKULUM2026_REVISI/DOCX/009A_CPL_SIKAP_SISTEKIN.docx
@@ -112,9 +112,9 @@
       <w:r>
         <w:rPr>
           <w:color w:val="C8D2E1"/>
-          <w:sz w:val="16"/>
+          <w:sz w:val="14"/>
         </w:rPr>
-        <w:t>_________________________________________________________________________________</w:t>
+        <w:t>———————————————————————————————————————————————————————————————————————————</w:t>
       </w:r>
     </w:p>
     <w:p>
@@ -140,17 +140,17 @@
         <w:tblLook w:firstColumn="1" w:firstRow="1" w:lastColumn="0" w:lastRow="0" w:noHBand="0" w:noVBand="1" w:val="04A0"/>
       </w:tblPr>
       <w:tblGrid>
-        <w:gridCol w:w="9029"/>
+        <w:gridCol w:w="9605"/>
       </w:tblGrid>
       <w:tr>
         <w:tc>
           <w:tcPr>
-            <w:tcW w:type="dxa" w:w="9360"/>
+            <w:tcW w:type="dxa" w:w="9504"/>
             <w:shd w:fill="EEF4FB"/>
             <w:tcMar>
               <w:top w:w="120" w:type="dxa"/>
               <w:bottom w:w="120" w:type="dxa"/>
-              <w:left w:w="200" w:type="dxa"/>
+              <w:left w:w="180" w:type="dxa"/>
               <w:right w:w="150" w:type="dxa"/>
             </w:tcMar>
             <w:tcBorders>
@@ -167,11 +167,12 @@
             <w:r>
               <w:rPr>
                 <w:rFonts w:ascii="Calibri" w:hAnsi="Calibri"/>
+                <w:b/>
                 <w:i/>
-                <w:color w:val="1F3864"/>
-                <w:sz w:val="20"/>
+                <w:color w:val="262626"/>
+                <w:sz w:val="19"/>
               </w:rPr>
-              <w:t>**S1: Bertakwa kepada Tuhan Yang Maha Esa, menginternalisasi nilai, norma, dan etika digital, menjunjung tinggi kejujuran dan profesionalisme, bekerja sama secara produktif dalam tim lintas disiplin, serta menunjukkan sikap tanggung jawab atas pekerjaan di bidang keahliannya secara mandiri.**</w:t>
+              <w:t>S1: Bertakwa kepada Tuhan Yang Maha Esa, menginternalisasi nilai, norma, dan etika digital, menjunjung tinggi kejujuran dan profesionalisme, bekerja sama secara produktif dalam tim lintas disiplin, serta menunjukkan sikap tanggung jawab atas pekerjaan di bidang keahliannya secara mandiri.</w:t>
             </w:r>
           </w:p>
         </w:tc>
@@ -189,9 +190,9 @@
       <w:r>
         <w:rPr>
           <w:color w:val="C8D2E1"/>
-          <w:sz w:val="16"/>
+          <w:sz w:val="14"/>
         </w:rPr>
-        <w:t>_________________________________________________________________________________</w:t>
+        <w:t>———————————————————————————————————————————————————————————————————————————</w:t>
       </w:r>
     </w:p>
     <w:p>
@@ -225,10 +226,10 @@
         </w:tblBorders>
       </w:tblPr>
       <w:tblGrid>
-        <w:gridCol w:w="2257"/>
-        <w:gridCol w:w="2257"/>
-        <w:gridCol w:w="2257"/>
-        <w:gridCol w:w="2257"/>
+        <w:gridCol w:w="2401"/>
+        <w:gridCol w:w="2401"/>
+        <w:gridCol w:w="2401"/>
+        <w:gridCol w:w="2401"/>
       </w:tblGrid>
       <w:tr>
         <w:trPr>
@@ -238,7 +239,7 @@
         </w:trPr>
         <w:tc>
           <w:tcPr>
-            <w:tcW w:type="dxa" w:w="2257"/>
+            <w:tcW w:type="dxa" w:w="2401"/>
             <w:vAlign w:val="center"/>
             <w:shd w:fill="1F3864"/>
             <w:tcMar>
@@ -266,7 +267,7 @@
         </w:tc>
         <w:tc>
           <w:tcPr>
-            <w:tcW w:type="dxa" w:w="2257"/>
+            <w:tcW w:type="dxa" w:w="2401"/>
             <w:vAlign w:val="center"/>
             <w:shd w:fill="1F3864"/>
             <w:tcMar>
@@ -294,7 +295,7 @@
         </w:tc>
         <w:tc>
           <w:tcPr>
-            <w:tcW w:type="dxa" w:w="2257"/>
+            <w:tcW w:type="dxa" w:w="2401"/>
             <w:vAlign w:val="center"/>
             <w:shd w:fill="1F3864"/>
             <w:tcMar>
@@ -322,7 +323,7 @@
         </w:tc>
         <w:tc>
           <w:tcPr>
-            <w:tcW w:type="dxa" w:w="2257"/>
+            <w:tcW w:type="dxa" w:w="2401"/>
             <w:vAlign w:val="center"/>
             <w:shd w:fill="1F3864"/>
             <w:tcMar>
@@ -355,14 +356,14 @@
         </w:trPr>
         <w:tc>
           <w:tcPr>
-            <w:tcW w:type="dxa" w:w="2257"/>
+            <w:tcW w:type="dxa" w:w="2401"/>
             <w:vAlign w:val="center"/>
             <w:shd w:fill="FFFFFF"/>
             <w:tcMar>
-              <w:top w:w="80" w:type="dxa"/>
-              <w:bottom w:w="80" w:type="dxa"/>
-              <w:left w:w="100" w:type="dxa"/>
-              <w:right w:w="100" w:type="dxa"/>
+              <w:top w:w="70" w:type="dxa"/>
+              <w:bottom w:w="70" w:type="dxa"/>
+              <w:left w:w="90" w:type="dxa"/>
+              <w:right w:w="90" w:type="dxa"/>
             </w:tcMar>
           </w:tcPr>
           <w:p>
@@ -383,14 +384,14 @@
         </w:tc>
         <w:tc>
           <w:tcPr>
-            <w:tcW w:type="dxa" w:w="2257"/>
+            <w:tcW w:type="dxa" w:w="2401"/>
             <w:vAlign w:val="center"/>
             <w:shd w:fill="FFFFFF"/>
             <w:tcMar>
-              <w:top w:w="80" w:type="dxa"/>
-              <w:bottom w:w="80" w:type="dxa"/>
-              <w:left w:w="100" w:type="dxa"/>
-              <w:right w:w="100" w:type="dxa"/>
+              <w:top w:w="70" w:type="dxa"/>
+              <w:bottom w:w="70" w:type="dxa"/>
+              <w:left w:w="90" w:type="dxa"/>
+              <w:right w:w="90" w:type="dxa"/>
             </w:tcMar>
           </w:tcPr>
           <w:p>
@@ -410,14 +411,14 @@
         </w:tc>
         <w:tc>
           <w:tcPr>
-            <w:tcW w:type="dxa" w:w="2257"/>
+            <w:tcW w:type="dxa" w:w="2401"/>
             <w:vAlign w:val="center"/>
             <w:shd w:fill="FFFFFF"/>
             <w:tcMar>
-              <w:top w:w="80" w:type="dxa"/>
-              <w:bottom w:w="80" w:type="dxa"/>
-              <w:left w:w="100" w:type="dxa"/>
-              <w:right w:w="100" w:type="dxa"/>
+              <w:top w:w="70" w:type="dxa"/>
+              <w:bottom w:w="70" w:type="dxa"/>
+              <w:left w:w="90" w:type="dxa"/>
+              <w:right w:w="90" w:type="dxa"/>
             </w:tcMar>
           </w:tcPr>
           <w:p>
@@ -437,14 +438,14 @@
         </w:tc>
         <w:tc>
           <w:tcPr>
-            <w:tcW w:type="dxa" w:w="2257"/>
+            <w:tcW w:type="dxa" w:w="2401"/>
             <w:vAlign w:val="center"/>
             <w:shd w:fill="FFFFFF"/>
             <w:tcMar>
-              <w:top w:w="80" w:type="dxa"/>
-              <w:bottom w:w="80" w:type="dxa"/>
-              <w:left w:w="100" w:type="dxa"/>
-              <w:right w:w="100" w:type="dxa"/>
+              <w:top w:w="70" w:type="dxa"/>
+              <w:bottom w:w="70" w:type="dxa"/>
+              <w:left w:w="90" w:type="dxa"/>
+              <w:right w:w="90" w:type="dxa"/>
             </w:tcMar>
           </w:tcPr>
           <w:p>
@@ -486,14 +487,14 @@
         </w:trPr>
         <w:tc>
           <w:tcPr>
-            <w:tcW w:type="dxa" w:w="2257"/>
+            <w:tcW w:type="dxa" w:w="2401"/>
             <w:vAlign w:val="center"/>
             <w:shd w:fill="F2F5F9"/>
             <w:tcMar>
-              <w:top w:w="80" w:type="dxa"/>
-              <w:bottom w:w="80" w:type="dxa"/>
-              <w:left w:w="100" w:type="dxa"/>
-              <w:right w:w="100" w:type="dxa"/>
+              <w:top w:w="70" w:type="dxa"/>
+              <w:bottom w:w="70" w:type="dxa"/>
+              <w:left w:w="90" w:type="dxa"/>
+              <w:right w:w="90" w:type="dxa"/>
             </w:tcMar>
           </w:tcPr>
           <w:p>
@@ -514,14 +515,14 @@
         </w:tc>
         <w:tc>
           <w:tcPr>
-            <w:tcW w:type="dxa" w:w="2257"/>
+            <w:tcW w:type="dxa" w:w="2401"/>
             <w:vAlign w:val="center"/>
             <w:shd w:fill="F2F5F9"/>
             <w:tcMar>
-              <w:top w:w="80" w:type="dxa"/>
-              <w:bottom w:w="80" w:type="dxa"/>
-              <w:left w:w="100" w:type="dxa"/>
-              <w:right w:w="100" w:type="dxa"/>
+              <w:top w:w="70" w:type="dxa"/>
+              <w:bottom w:w="70" w:type="dxa"/>
+              <w:left w:w="90" w:type="dxa"/>
+              <w:right w:w="90" w:type="dxa"/>
             </w:tcMar>
           </w:tcPr>
           <w:p>
@@ -541,14 +542,14 @@
         </w:tc>
         <w:tc>
           <w:tcPr>
-            <w:tcW w:type="dxa" w:w="2257"/>
+            <w:tcW w:type="dxa" w:w="2401"/>
             <w:vAlign w:val="center"/>
             <w:shd w:fill="F2F5F9"/>
             <w:tcMar>
-              <w:top w:w="80" w:type="dxa"/>
-              <w:bottom w:w="80" w:type="dxa"/>
-              <w:left w:w="100" w:type="dxa"/>
-              <w:right w:w="100" w:type="dxa"/>
+              <w:top w:w="70" w:type="dxa"/>
+              <w:bottom w:w="70" w:type="dxa"/>
+              <w:left w:w="90" w:type="dxa"/>
+              <w:right w:w="90" w:type="dxa"/>
             </w:tcMar>
           </w:tcPr>
           <w:p>
@@ -568,14 +569,14 @@
         </w:tc>
         <w:tc>
           <w:tcPr>
-            <w:tcW w:type="dxa" w:w="2257"/>
+            <w:tcW w:type="dxa" w:w="2401"/>
             <w:vAlign w:val="center"/>
             <w:shd w:fill="F2F5F9"/>
             <w:tcMar>
-              <w:top w:w="80" w:type="dxa"/>
-              <w:bottom w:w="80" w:type="dxa"/>
-              <w:left w:w="100" w:type="dxa"/>
-              <w:right w:w="100" w:type="dxa"/>
+              <w:top w:w="70" w:type="dxa"/>
+              <w:bottom w:w="70" w:type="dxa"/>
+              <w:left w:w="90" w:type="dxa"/>
+              <w:right w:w="90" w:type="dxa"/>
             </w:tcMar>
           </w:tcPr>
           <w:p>
@@ -617,14 +618,14 @@
         </w:trPr>
         <w:tc>
           <w:tcPr>
-            <w:tcW w:type="dxa" w:w="2257"/>
+            <w:tcW w:type="dxa" w:w="2401"/>
             <w:vAlign w:val="center"/>
             <w:shd w:fill="FFFFFF"/>
             <w:tcMar>
-              <w:top w:w="80" w:type="dxa"/>
-              <w:bottom w:w="80" w:type="dxa"/>
-              <w:left w:w="100" w:type="dxa"/>
-              <w:right w:w="100" w:type="dxa"/>
+              <w:top w:w="70" w:type="dxa"/>
+              <w:bottom w:w="70" w:type="dxa"/>
+              <w:left w:w="90" w:type="dxa"/>
+              <w:right w:w="90" w:type="dxa"/>
             </w:tcMar>
           </w:tcPr>
           <w:p>
@@ -645,14 +646,14 @@
         </w:tc>
         <w:tc>
           <w:tcPr>
-            <w:tcW w:type="dxa" w:w="2257"/>
+            <w:tcW w:type="dxa" w:w="2401"/>
             <w:vAlign w:val="center"/>
             <w:shd w:fill="FFFFFF"/>
             <w:tcMar>
-              <w:top w:w="80" w:type="dxa"/>
-              <w:bottom w:w="80" w:type="dxa"/>
-              <w:left w:w="100" w:type="dxa"/>
-              <w:right w:w="100" w:type="dxa"/>
+              <w:top w:w="70" w:type="dxa"/>
+              <w:bottom w:w="70" w:type="dxa"/>
+              <w:left w:w="90" w:type="dxa"/>
+              <w:right w:w="90" w:type="dxa"/>
             </w:tcMar>
           </w:tcPr>
           <w:p>
@@ -672,14 +673,14 @@
         </w:tc>
         <w:tc>
           <w:tcPr>
-            <w:tcW w:type="dxa" w:w="2257"/>
+            <w:tcW w:type="dxa" w:w="2401"/>
             <w:vAlign w:val="center"/>
             <w:shd w:fill="FFFFFF"/>
             <w:tcMar>
-              <w:top w:w="80" w:type="dxa"/>
-              <w:bottom w:w="80" w:type="dxa"/>
-              <w:left w:w="100" w:type="dxa"/>
-              <w:right w:w="100" w:type="dxa"/>
+              <w:top w:w="70" w:type="dxa"/>
+              <w:bottom w:w="70" w:type="dxa"/>
+              <w:left w:w="90" w:type="dxa"/>
+              <w:right w:w="90" w:type="dxa"/>
             </w:tcMar>
           </w:tcPr>
           <w:p>
@@ -699,14 +700,14 @@
         </w:tc>
         <w:tc>
           <w:tcPr>
-            <w:tcW w:type="dxa" w:w="2257"/>
+            <w:tcW w:type="dxa" w:w="2401"/>
             <w:vAlign w:val="center"/>
             <w:shd w:fill="FFFFFF"/>
             <w:tcMar>
-              <w:top w:w="80" w:type="dxa"/>
-              <w:bottom w:w="80" w:type="dxa"/>
-              <w:left w:w="100" w:type="dxa"/>
-              <w:right w:w="100" w:type="dxa"/>
+              <w:top w:w="70" w:type="dxa"/>
+              <w:bottom w:w="70" w:type="dxa"/>
+              <w:left w:w="90" w:type="dxa"/>
+              <w:right w:w="90" w:type="dxa"/>
             </w:tcMar>
           </w:tcPr>
           <w:p>
@@ -748,14 +749,14 @@
         </w:trPr>
         <w:tc>
           <w:tcPr>
-            <w:tcW w:type="dxa" w:w="2257"/>
+            <w:tcW w:type="dxa" w:w="2401"/>
             <w:vAlign w:val="center"/>
             <w:shd w:fill="F2F5F9"/>
             <w:tcMar>
-              <w:top w:w="80" w:type="dxa"/>
-              <w:bottom w:w="80" w:type="dxa"/>
-              <w:left w:w="100" w:type="dxa"/>
-              <w:right w:w="100" w:type="dxa"/>
+              <w:top w:w="70" w:type="dxa"/>
+              <w:bottom w:w="70" w:type="dxa"/>
+              <w:left w:w="90" w:type="dxa"/>
+              <w:right w:w="90" w:type="dxa"/>
             </w:tcMar>
           </w:tcPr>
           <w:p>
@@ -776,14 +777,14 @@
         </w:tc>
         <w:tc>
           <w:tcPr>
-            <w:tcW w:type="dxa" w:w="2257"/>
+            <w:tcW w:type="dxa" w:w="2401"/>
             <w:vAlign w:val="center"/>
             <w:shd w:fill="F2F5F9"/>
             <w:tcMar>
-              <w:top w:w="80" w:type="dxa"/>
-              <w:bottom w:w="80" w:type="dxa"/>
-              <w:left w:w="100" w:type="dxa"/>
-              <w:right w:w="100" w:type="dxa"/>
+              <w:top w:w="70" w:type="dxa"/>
+              <w:bottom w:w="70" w:type="dxa"/>
+              <w:left w:w="90" w:type="dxa"/>
+              <w:right w:w="90" w:type="dxa"/>
             </w:tcMar>
           </w:tcPr>
           <w:p>
@@ -803,14 +804,14 @@
         </w:tc>
         <w:tc>
           <w:tcPr>
-            <w:tcW w:type="dxa" w:w="2257"/>
+            <w:tcW w:type="dxa" w:w="2401"/>
             <w:vAlign w:val="center"/>
             <w:shd w:fill="F2F5F9"/>
             <w:tcMar>
-              <w:top w:w="80" w:type="dxa"/>
-              <w:bottom w:w="80" w:type="dxa"/>
-              <w:left w:w="100" w:type="dxa"/>
-              <w:right w:w="100" w:type="dxa"/>
+              <w:top w:w="70" w:type="dxa"/>
+              <w:bottom w:w="70" w:type="dxa"/>
+              <w:left w:w="90" w:type="dxa"/>
+              <w:right w:w="90" w:type="dxa"/>
             </w:tcMar>
           </w:tcPr>
           <w:p>
@@ -830,14 +831,14 @@
         </w:tc>
         <w:tc>
           <w:tcPr>
-            <w:tcW w:type="dxa" w:w="2257"/>
+            <w:tcW w:type="dxa" w:w="2401"/>
             <w:vAlign w:val="center"/>
             <w:shd w:fill="F2F5F9"/>
             <w:tcMar>
-              <w:top w:w="80" w:type="dxa"/>
-              <w:bottom w:w="80" w:type="dxa"/>
-              <w:left w:w="100" w:type="dxa"/>
-              <w:right w:w="100" w:type="dxa"/>
+              <w:top w:w="70" w:type="dxa"/>
+              <w:bottom w:w="70" w:type="dxa"/>
+              <w:left w:w="90" w:type="dxa"/>
+              <w:right w:w="90" w:type="dxa"/>
             </w:tcMar>
           </w:tcPr>
           <w:p>
@@ -879,14 +880,14 @@
         </w:trPr>
         <w:tc>
           <w:tcPr>
-            <w:tcW w:type="dxa" w:w="2257"/>
+            <w:tcW w:type="dxa" w:w="2401"/>
             <w:vAlign w:val="center"/>
             <w:shd w:fill="FFFFFF"/>
             <w:tcMar>
-              <w:top w:w="80" w:type="dxa"/>
-              <w:bottom w:w="80" w:type="dxa"/>
-              <w:left w:w="100" w:type="dxa"/>
-              <w:right w:w="100" w:type="dxa"/>
+              <w:top w:w="70" w:type="dxa"/>
+              <w:bottom w:w="70" w:type="dxa"/>
+              <w:left w:w="90" w:type="dxa"/>
+              <w:right w:w="90" w:type="dxa"/>
             </w:tcMar>
           </w:tcPr>
           <w:p>
@@ -907,14 +908,14 @@
         </w:tc>
         <w:tc>
           <w:tcPr>
-            <w:tcW w:type="dxa" w:w="2257"/>
+            <w:tcW w:type="dxa" w:w="2401"/>
             <w:vAlign w:val="center"/>
             <w:shd w:fill="FFFFFF"/>
             <w:tcMar>
-              <w:top w:w="80" w:type="dxa"/>
-              <w:bottom w:w="80" w:type="dxa"/>
-              <w:left w:w="100" w:type="dxa"/>
-              <w:right w:w="100" w:type="dxa"/>
+              <w:top w:w="70" w:type="dxa"/>
+              <w:bottom w:w="70" w:type="dxa"/>
+              <w:left w:w="90" w:type="dxa"/>
+              <w:right w:w="90" w:type="dxa"/>
             </w:tcMar>
           </w:tcPr>
           <w:p>
@@ -934,14 +935,14 @@
         </w:tc>
         <w:tc>
           <w:tcPr>
-            <w:tcW w:type="dxa" w:w="2257"/>
+            <w:tcW w:type="dxa" w:w="2401"/>
             <w:vAlign w:val="center"/>
             <w:shd w:fill="FFFFFF"/>
             <w:tcMar>
-              <w:top w:w="80" w:type="dxa"/>
-              <w:bottom w:w="80" w:type="dxa"/>
-              <w:left w:w="100" w:type="dxa"/>
-              <w:right w:w="100" w:type="dxa"/>
+              <w:top w:w="70" w:type="dxa"/>
+              <w:bottom w:w="70" w:type="dxa"/>
+              <w:left w:w="90" w:type="dxa"/>
+              <w:right w:w="90" w:type="dxa"/>
             </w:tcMar>
           </w:tcPr>
           <w:p>
@@ -961,14 +962,14 @@
         </w:tc>
         <w:tc>
           <w:tcPr>
-            <w:tcW w:type="dxa" w:w="2257"/>
+            <w:tcW w:type="dxa" w:w="2401"/>
             <w:vAlign w:val="center"/>
             <w:shd w:fill="FFFFFF"/>
             <w:tcMar>
-              <w:top w:w="80" w:type="dxa"/>
-              <w:bottom w:w="80" w:type="dxa"/>
-              <w:left w:w="100" w:type="dxa"/>
-              <w:right w:w="100" w:type="dxa"/>
+              <w:top w:w="70" w:type="dxa"/>
+              <w:bottom w:w="70" w:type="dxa"/>
+              <w:left w:w="90" w:type="dxa"/>
+              <w:right w:w="90" w:type="dxa"/>
             </w:tcMar>
           </w:tcPr>
           <w:p>
@@ -1007,7 +1008,7 @@
     </w:tbl>
     <w:p>
       <w:pPr>
-        <w:spacing w:after="120"/>
+        <w:spacing w:after="100"/>
       </w:pPr>
     </w:p>
     <w:p>
@@ -1017,9 +1018,9 @@
       <w:r>
         <w:rPr>
           <w:color w:val="C8D2E1"/>
-          <w:sz w:val="16"/>
+          <w:sz w:val="14"/>
         </w:rPr>
-        <w:t>_________________________________________________________________________________</w:t>
+        <w:t>———————————————————————————————————————————————————————————————————————————</w:t>
       </w:r>
     </w:p>
     <w:p>
@@ -1053,9 +1054,9 @@
         </w:tblBorders>
       </w:tblPr>
       <w:tblGrid>
-        <w:gridCol w:w="3010"/>
-        <w:gridCol w:w="3010"/>
-        <w:gridCol w:w="3010"/>
+        <w:gridCol w:w="3202"/>
+        <w:gridCol w:w="3202"/>
+        <w:gridCol w:w="3202"/>
       </w:tblGrid>
       <w:tr>
         <w:trPr>
@@ -1065,7 +1066,7 @@
         </w:trPr>
         <w:tc>
           <w:tcPr>
-            <w:tcW w:type="dxa" w:w="3010"/>
+            <w:tcW w:type="dxa" w:w="3202"/>
             <w:vAlign w:val="center"/>
             <w:shd w:fill="1F3864"/>
             <w:tcMar>
@@ -1093,7 +1094,7 @@
         </w:tc>
         <w:tc>
           <w:tcPr>
-            <w:tcW w:type="dxa" w:w="3010"/>
+            <w:tcW w:type="dxa" w:w="3202"/>
             <w:vAlign w:val="center"/>
             <w:shd w:fill="1F3864"/>
             <w:tcMar>
@@ -1121,7 +1122,7 @@
         </w:tc>
         <w:tc>
           <w:tcPr>
-            <w:tcW w:type="dxa" w:w="3010"/>
+            <w:tcW w:type="dxa" w:w="3202"/>
             <w:vAlign w:val="center"/>
             <w:shd w:fill="1F3864"/>
             <w:tcMar>
@@ -1154,14 +1155,14 @@
         </w:trPr>
         <w:tc>
           <w:tcPr>
-            <w:tcW w:type="dxa" w:w="3010"/>
+            <w:tcW w:type="dxa" w:w="3202"/>
             <w:vAlign w:val="center"/>
             <w:shd w:fill="FFFFFF"/>
             <w:tcMar>
-              <w:top w:w="80" w:type="dxa"/>
-              <w:bottom w:w="80" w:type="dxa"/>
-              <w:left w:w="100" w:type="dxa"/>
-              <w:right w:w="100" w:type="dxa"/>
+              <w:top w:w="70" w:type="dxa"/>
+              <w:bottom w:w="70" w:type="dxa"/>
+              <w:left w:w="90" w:type="dxa"/>
+              <w:right w:w="90" w:type="dxa"/>
             </w:tcMar>
           </w:tcPr>
           <w:p>
@@ -1181,14 +1182,14 @@
         </w:tc>
         <w:tc>
           <w:tcPr>
-            <w:tcW w:type="dxa" w:w="3010"/>
+            <w:tcW w:type="dxa" w:w="3202"/>
             <w:vAlign w:val="center"/>
             <w:shd w:fill="FFFFFF"/>
             <w:tcMar>
-              <w:top w:w="80" w:type="dxa"/>
-              <w:bottom w:w="80" w:type="dxa"/>
-              <w:left w:w="100" w:type="dxa"/>
-              <w:right w:w="100" w:type="dxa"/>
+              <w:top w:w="70" w:type="dxa"/>
+              <w:bottom w:w="70" w:type="dxa"/>
+              <w:left w:w="90" w:type="dxa"/>
+              <w:right w:w="90" w:type="dxa"/>
             </w:tcMar>
           </w:tcPr>
           <w:p>
@@ -1208,14 +1209,14 @@
         </w:tc>
         <w:tc>
           <w:tcPr>
-            <w:tcW w:type="dxa" w:w="3010"/>
+            <w:tcW w:type="dxa" w:w="3202"/>
             <w:vAlign w:val="center"/>
             <w:shd w:fill="FFFFFF"/>
             <w:tcMar>
-              <w:top w:w="80" w:type="dxa"/>
-              <w:bottom w:w="80" w:type="dxa"/>
-              <w:left w:w="100" w:type="dxa"/>
-              <w:right w:w="100" w:type="dxa"/>
+              <w:top w:w="70" w:type="dxa"/>
+              <w:bottom w:w="70" w:type="dxa"/>
+              <w:left w:w="90" w:type="dxa"/>
+              <w:right w:w="90" w:type="dxa"/>
             </w:tcMar>
           </w:tcPr>
           <w:p>
@@ -1257,14 +1258,14 @@
         </w:trPr>
         <w:tc>
           <w:tcPr>
-            <w:tcW w:type="dxa" w:w="3010"/>
+            <w:tcW w:type="dxa" w:w="3202"/>
             <w:vAlign w:val="center"/>
             <w:shd w:fill="F2F5F9"/>
             <w:tcMar>
-              <w:top w:w="80" w:type="dxa"/>
-              <w:bottom w:w="80" w:type="dxa"/>
-              <w:left w:w="100" w:type="dxa"/>
-              <w:right w:w="100" w:type="dxa"/>
+              <w:top w:w="70" w:type="dxa"/>
+              <w:bottom w:w="70" w:type="dxa"/>
+              <w:left w:w="90" w:type="dxa"/>
+              <w:right w:w="90" w:type="dxa"/>
             </w:tcMar>
           </w:tcPr>
           <w:p>
@@ -1284,14 +1285,14 @@
         </w:tc>
         <w:tc>
           <w:tcPr>
-            <w:tcW w:type="dxa" w:w="3010"/>
+            <w:tcW w:type="dxa" w:w="3202"/>
             <w:vAlign w:val="center"/>
             <w:shd w:fill="F2F5F9"/>
             <w:tcMar>
-              <w:top w:w="80" w:type="dxa"/>
-              <w:bottom w:w="80" w:type="dxa"/>
-              <w:left w:w="100" w:type="dxa"/>
-              <w:right w:w="100" w:type="dxa"/>
+              <w:top w:w="70" w:type="dxa"/>
+              <w:bottom w:w="70" w:type="dxa"/>
+              <w:left w:w="90" w:type="dxa"/>
+              <w:right w:w="90" w:type="dxa"/>
             </w:tcMar>
           </w:tcPr>
           <w:p>
@@ -1311,14 +1312,14 @@
         </w:tc>
         <w:tc>
           <w:tcPr>
-            <w:tcW w:type="dxa" w:w="3010"/>
+            <w:tcW w:type="dxa" w:w="3202"/>
             <w:vAlign w:val="center"/>
             <w:shd w:fill="F2F5F9"/>
             <w:tcMar>
-              <w:top w:w="80" w:type="dxa"/>
-              <w:bottom w:w="80" w:type="dxa"/>
-              <w:left w:w="100" w:type="dxa"/>
-              <w:right w:w="100" w:type="dxa"/>
+              <w:top w:w="70" w:type="dxa"/>
+              <w:bottom w:w="70" w:type="dxa"/>
+              <w:left w:w="90" w:type="dxa"/>
+              <w:right w:w="90" w:type="dxa"/>
             </w:tcMar>
           </w:tcPr>
           <w:p>
@@ -1360,14 +1361,14 @@
         </w:trPr>
         <w:tc>
           <w:tcPr>
-            <w:tcW w:type="dxa" w:w="3010"/>
+            <w:tcW w:type="dxa" w:w="3202"/>
             <w:vAlign w:val="center"/>
             <w:shd w:fill="FFFFFF"/>
             <w:tcMar>
-              <w:top w:w="80" w:type="dxa"/>
-              <w:bottom w:w="80" w:type="dxa"/>
-              <w:left w:w="100" w:type="dxa"/>
-              <w:right w:w="100" w:type="dxa"/>
+              <w:top w:w="70" w:type="dxa"/>
+              <w:bottom w:w="70" w:type="dxa"/>
+              <w:left w:w="90" w:type="dxa"/>
+              <w:right w:w="90" w:type="dxa"/>
             </w:tcMar>
           </w:tcPr>
           <w:p>
@@ -1387,14 +1388,14 @@
         </w:tc>
         <w:tc>
           <w:tcPr>
-            <w:tcW w:type="dxa" w:w="3010"/>
+            <w:tcW w:type="dxa" w:w="3202"/>
             <w:vAlign w:val="center"/>
             <w:shd w:fill="FFFFFF"/>
             <w:tcMar>
-              <w:top w:w="80" w:type="dxa"/>
-              <w:bottom w:w="80" w:type="dxa"/>
-              <w:left w:w="100" w:type="dxa"/>
-              <w:right w:w="100" w:type="dxa"/>
+              <w:top w:w="70" w:type="dxa"/>
+              <w:bottom w:w="70" w:type="dxa"/>
+              <w:left w:w="90" w:type="dxa"/>
+              <w:right w:w="90" w:type="dxa"/>
             </w:tcMar>
           </w:tcPr>
           <w:p>
@@ -1414,14 +1415,14 @@
         </w:tc>
         <w:tc>
           <w:tcPr>
-            <w:tcW w:type="dxa" w:w="3010"/>
+            <w:tcW w:type="dxa" w:w="3202"/>
             <w:vAlign w:val="center"/>
             <w:shd w:fill="FFFFFF"/>
             <w:tcMar>
-              <w:top w:w="80" w:type="dxa"/>
-              <w:bottom w:w="80" w:type="dxa"/>
-              <w:left w:w="100" w:type="dxa"/>
-              <w:right w:w="100" w:type="dxa"/>
+              <w:top w:w="70" w:type="dxa"/>
+              <w:bottom w:w="70" w:type="dxa"/>
+              <w:left w:w="90" w:type="dxa"/>
+              <w:right w:w="90" w:type="dxa"/>
             </w:tcMar>
           </w:tcPr>
           <w:p>
@@ -1446,14 +1447,14 @@
         </w:trPr>
         <w:tc>
           <w:tcPr>
-            <w:tcW w:type="dxa" w:w="3010"/>
+            <w:tcW w:type="dxa" w:w="3202"/>
             <w:vAlign w:val="center"/>
             <w:shd w:fill="F2F5F9"/>
             <w:tcMar>
-              <w:top w:w="80" w:type="dxa"/>
-              <w:bottom w:w="80" w:type="dxa"/>
-              <w:left w:w="100" w:type="dxa"/>
-              <w:right w:w="100" w:type="dxa"/>
+              <w:top w:w="70" w:type="dxa"/>
+              <w:bottom w:w="70" w:type="dxa"/>
+              <w:left w:w="90" w:type="dxa"/>
+              <w:right w:w="90" w:type="dxa"/>
             </w:tcMar>
           </w:tcPr>
           <w:p>
@@ -1473,14 +1474,14 @@
         </w:tc>
         <w:tc>
           <w:tcPr>
-            <w:tcW w:type="dxa" w:w="3010"/>
+            <w:tcW w:type="dxa" w:w="3202"/>
             <w:vAlign w:val="center"/>
             <w:shd w:fill="F2F5F9"/>
             <w:tcMar>
-              <w:top w:w="80" w:type="dxa"/>
-              <w:bottom w:w="80" w:type="dxa"/>
-              <w:left w:w="100" w:type="dxa"/>
-              <w:right w:w="100" w:type="dxa"/>
+              <w:top w:w="70" w:type="dxa"/>
+              <w:bottom w:w="70" w:type="dxa"/>
+              <w:left w:w="90" w:type="dxa"/>
+              <w:right w:w="90" w:type="dxa"/>
             </w:tcMar>
           </w:tcPr>
           <w:p>
@@ -1500,14 +1501,14 @@
         </w:tc>
         <w:tc>
           <w:tcPr>
-            <w:tcW w:type="dxa" w:w="3010"/>
+            <w:tcW w:type="dxa" w:w="3202"/>
             <w:vAlign w:val="center"/>
             <w:shd w:fill="F2F5F9"/>
             <w:tcMar>
-              <w:top w:w="80" w:type="dxa"/>
-              <w:bottom w:w="80" w:type="dxa"/>
-              <w:left w:w="100" w:type="dxa"/>
-              <w:right w:w="100" w:type="dxa"/>
+              <w:top w:w="70" w:type="dxa"/>
+              <w:bottom w:w="70" w:type="dxa"/>
+              <w:left w:w="90" w:type="dxa"/>
+              <w:right w:w="90" w:type="dxa"/>
             </w:tcMar>
           </w:tcPr>
           <w:p>
@@ -1558,14 +1559,14 @@
         </w:trPr>
         <w:tc>
           <w:tcPr>
-            <w:tcW w:type="dxa" w:w="3010"/>
+            <w:tcW w:type="dxa" w:w="3202"/>
             <w:vAlign w:val="center"/>
             <w:shd w:fill="FFFFFF"/>
             <w:tcMar>
-              <w:top w:w="80" w:type="dxa"/>
-              <w:bottom w:w="80" w:type="dxa"/>
-              <w:left w:w="100" w:type="dxa"/>
-              <w:right w:w="100" w:type="dxa"/>
+              <w:top w:w="70" w:type="dxa"/>
+              <w:bottom w:w="70" w:type="dxa"/>
+              <w:left w:w="90" w:type="dxa"/>
+              <w:right w:w="90" w:type="dxa"/>
             </w:tcMar>
           </w:tcPr>
           <w:p>
@@ -1585,14 +1586,14 @@
         </w:tc>
         <w:tc>
           <w:tcPr>
-            <w:tcW w:type="dxa" w:w="3010"/>
+            <w:tcW w:type="dxa" w:w="3202"/>
             <w:vAlign w:val="center"/>
             <w:shd w:fill="FFFFFF"/>
             <w:tcMar>
-              <w:top w:w="80" w:type="dxa"/>
-              <w:bottom w:w="80" w:type="dxa"/>
-              <w:left w:w="100" w:type="dxa"/>
-              <w:right w:w="100" w:type="dxa"/>
+              <w:top w:w="70" w:type="dxa"/>
+              <w:bottom w:w="70" w:type="dxa"/>
+              <w:left w:w="90" w:type="dxa"/>
+              <w:right w:w="90" w:type="dxa"/>
             </w:tcMar>
           </w:tcPr>
           <w:p>
@@ -1612,14 +1613,14 @@
         </w:tc>
         <w:tc>
           <w:tcPr>
-            <w:tcW w:type="dxa" w:w="3010"/>
+            <w:tcW w:type="dxa" w:w="3202"/>
             <w:vAlign w:val="center"/>
             <w:shd w:fill="FFFFFF"/>
             <w:tcMar>
-              <w:top w:w="80" w:type="dxa"/>
-              <w:bottom w:w="80" w:type="dxa"/>
-              <w:left w:w="100" w:type="dxa"/>
-              <w:right w:w="100" w:type="dxa"/>
+              <w:top w:w="70" w:type="dxa"/>
+              <w:bottom w:w="70" w:type="dxa"/>
+              <w:left w:w="90" w:type="dxa"/>
+              <w:right w:w="90" w:type="dxa"/>
             </w:tcMar>
           </w:tcPr>
           <w:p>
@@ -1661,14 +1662,14 @@
         </w:trPr>
         <w:tc>
           <w:tcPr>
-            <w:tcW w:type="dxa" w:w="3010"/>
+            <w:tcW w:type="dxa" w:w="3202"/>
             <w:vAlign w:val="center"/>
             <w:shd w:fill="F2F5F9"/>
             <w:tcMar>
-              <w:top w:w="80" w:type="dxa"/>
-              <w:bottom w:w="80" w:type="dxa"/>
-              <w:left w:w="100" w:type="dxa"/>
-              <w:right w:w="100" w:type="dxa"/>
+              <w:top w:w="70" w:type="dxa"/>
+              <w:bottom w:w="70" w:type="dxa"/>
+              <w:left w:w="90" w:type="dxa"/>
+              <w:right w:w="90" w:type="dxa"/>
             </w:tcMar>
           </w:tcPr>
           <w:p>
@@ -1688,14 +1689,14 @@
         </w:tc>
         <w:tc>
           <w:tcPr>
-            <w:tcW w:type="dxa" w:w="3010"/>
+            <w:tcW w:type="dxa" w:w="3202"/>
             <w:vAlign w:val="center"/>
             <w:shd w:fill="F2F5F9"/>
             <w:tcMar>
-              <w:top w:w="80" w:type="dxa"/>
-              <w:bottom w:w="80" w:type="dxa"/>
-              <w:left w:w="100" w:type="dxa"/>
-              <w:right w:w="100" w:type="dxa"/>
+              <w:top w:w="70" w:type="dxa"/>
+              <w:bottom w:w="70" w:type="dxa"/>
+              <w:left w:w="90" w:type="dxa"/>
+              <w:right w:w="90" w:type="dxa"/>
             </w:tcMar>
           </w:tcPr>
           <w:p>
@@ -1732,14 +1733,14 @@
         </w:tc>
         <w:tc>
           <w:tcPr>
-            <w:tcW w:type="dxa" w:w="3010"/>
+            <w:tcW w:type="dxa" w:w="3202"/>
             <w:vAlign w:val="center"/>
             <w:shd w:fill="F2F5F9"/>
             <w:tcMar>
-              <w:top w:w="80" w:type="dxa"/>
-              <w:bottom w:w="80" w:type="dxa"/>
-              <w:left w:w="100" w:type="dxa"/>
-              <w:right w:w="100" w:type="dxa"/>
+              <w:top w:w="70" w:type="dxa"/>
+              <w:bottom w:w="70" w:type="dxa"/>
+              <w:left w:w="90" w:type="dxa"/>
+              <w:right w:w="90" w:type="dxa"/>
             </w:tcMar>
           </w:tcPr>
           <w:p>
@@ -1778,7 +1779,7 @@
     </w:tbl>
     <w:p>
       <w:pPr>
-        <w:spacing w:after="120"/>
+        <w:spacing w:after="100"/>
       </w:pPr>
     </w:p>
     <w:p>
@@ -1788,9 +1789,9 @@
       <w:r>
         <w:rPr>
           <w:color w:val="C8D2E1"/>
-          <w:sz w:val="16"/>
+          <w:sz w:val="14"/>
         </w:rPr>
-        <w:t>_________________________________________________________________________________</w:t>
+        <w:t>———————————————————————————————————————————————————————————————————————————</w:t>
       </w:r>
     </w:p>
     <w:p>
@@ -1824,10 +1825,10 @@
         </w:tblBorders>
       </w:tblPr>
       <w:tblGrid>
-        <w:gridCol w:w="2257"/>
-        <w:gridCol w:w="2257"/>
-        <w:gridCol w:w="2257"/>
-        <w:gridCol w:w="2257"/>
+        <w:gridCol w:w="2401"/>
+        <w:gridCol w:w="2401"/>
+        <w:gridCol w:w="2401"/>
+        <w:gridCol w:w="2401"/>
       </w:tblGrid>
       <w:tr>
         <w:trPr>
@@ -1837,7 +1838,7 @@
         </w:trPr>
         <w:tc>
           <w:tcPr>
-            <w:tcW w:type="dxa" w:w="2257"/>
+            <w:tcW w:type="dxa" w:w="2401"/>
             <w:vAlign w:val="center"/>
             <w:shd w:fill="1F3864"/>
             <w:tcMar>
@@ -1865,7 +1866,7 @@
         </w:tc>
         <w:tc>
           <w:tcPr>
-            <w:tcW w:type="dxa" w:w="2257"/>
+            <w:tcW w:type="dxa" w:w="2401"/>
             <w:vAlign w:val="center"/>
             <w:shd w:fill="1F3864"/>
             <w:tcMar>
@@ -1893,7 +1894,7 @@
         </w:tc>
         <w:tc>
           <w:tcPr>
-            <w:tcW w:type="dxa" w:w="2257"/>
+            <w:tcW w:type="dxa" w:w="2401"/>
             <w:vAlign w:val="center"/>
             <w:shd w:fill="1F3864"/>
             <w:tcMar>
@@ -1921,7 +1922,7 @@
         </w:tc>
         <w:tc>
           <w:tcPr>
-            <w:tcW w:type="dxa" w:w="2257"/>
+            <w:tcW w:type="dxa" w:w="2401"/>
             <w:vAlign w:val="center"/>
             <w:shd w:fill="1F3864"/>
             <w:tcMar>
@@ -1954,14 +1955,14 @@
         </w:trPr>
         <w:tc>
           <w:tcPr>
-            <w:tcW w:type="dxa" w:w="2257"/>
+            <w:tcW w:type="dxa" w:w="2401"/>
             <w:vAlign w:val="center"/>
             <w:shd w:fill="FFFFFF"/>
             <w:tcMar>
-              <w:top w:w="80" w:type="dxa"/>
-              <w:bottom w:w="80" w:type="dxa"/>
-              <w:left w:w="100" w:type="dxa"/>
-              <w:right w:w="100" w:type="dxa"/>
+              <w:top w:w="70" w:type="dxa"/>
+              <w:bottom w:w="70" w:type="dxa"/>
+              <w:left w:w="90" w:type="dxa"/>
+              <w:right w:w="90" w:type="dxa"/>
             </w:tcMar>
           </w:tcPr>
           <w:p>
@@ -1982,14 +1983,14 @@
         </w:tc>
         <w:tc>
           <w:tcPr>
-            <w:tcW w:type="dxa" w:w="2257"/>
+            <w:tcW w:type="dxa" w:w="2401"/>
             <w:vAlign w:val="center"/>
             <w:shd w:fill="FFFFFF"/>
             <w:tcMar>
-              <w:top w:w="80" w:type="dxa"/>
-              <w:bottom w:w="80" w:type="dxa"/>
-              <w:left w:w="100" w:type="dxa"/>
-              <w:right w:w="100" w:type="dxa"/>
+              <w:top w:w="70" w:type="dxa"/>
+              <w:bottom w:w="70" w:type="dxa"/>
+              <w:left w:w="90" w:type="dxa"/>
+              <w:right w:w="90" w:type="dxa"/>
             </w:tcMar>
           </w:tcPr>
           <w:p>
@@ -2009,14 +2010,14 @@
         </w:tc>
         <w:tc>
           <w:tcPr>
-            <w:tcW w:type="dxa" w:w="2257"/>
+            <w:tcW w:type="dxa" w:w="2401"/>
             <w:vAlign w:val="center"/>
             <w:shd w:fill="FFFFFF"/>
             <w:tcMar>
-              <w:top w:w="80" w:type="dxa"/>
-              <w:bottom w:w="80" w:type="dxa"/>
-              <w:left w:w="100" w:type="dxa"/>
-              <w:right w:w="100" w:type="dxa"/>
+              <w:top w:w="70" w:type="dxa"/>
+              <w:bottom w:w="70" w:type="dxa"/>
+              <w:left w:w="90" w:type="dxa"/>
+              <w:right w:w="90" w:type="dxa"/>
             </w:tcMar>
           </w:tcPr>
           <w:p>
@@ -2036,14 +2037,14 @@
         </w:tc>
         <w:tc>
           <w:tcPr>
-            <w:tcW w:type="dxa" w:w="2257"/>
+            <w:tcW w:type="dxa" w:w="2401"/>
             <w:vAlign w:val="center"/>
             <w:shd w:fill="FFFFFF"/>
             <w:tcMar>
-              <w:top w:w="80" w:type="dxa"/>
-              <w:bottom w:w="80" w:type="dxa"/>
-              <w:left w:w="100" w:type="dxa"/>
-              <w:right w:w="100" w:type="dxa"/>
+              <w:top w:w="70" w:type="dxa"/>
+              <w:bottom w:w="70" w:type="dxa"/>
+              <w:left w:w="90" w:type="dxa"/>
+              <w:right w:w="90" w:type="dxa"/>
             </w:tcMar>
           </w:tcPr>
           <w:p>
@@ -2068,14 +2069,14 @@
         </w:trPr>
         <w:tc>
           <w:tcPr>
-            <w:tcW w:type="dxa" w:w="2257"/>
+            <w:tcW w:type="dxa" w:w="2401"/>
             <w:vAlign w:val="center"/>
             <w:shd w:fill="F2F5F9"/>
             <w:tcMar>
-              <w:top w:w="80" w:type="dxa"/>
-              <w:bottom w:w="80" w:type="dxa"/>
-              <w:left w:w="100" w:type="dxa"/>
-              <w:right w:w="100" w:type="dxa"/>
+              <w:top w:w="70" w:type="dxa"/>
+              <w:bottom w:w="70" w:type="dxa"/>
+              <w:left w:w="90" w:type="dxa"/>
+              <w:right w:w="90" w:type="dxa"/>
             </w:tcMar>
           </w:tcPr>
           <w:p>
@@ -2096,14 +2097,14 @@
         </w:tc>
         <w:tc>
           <w:tcPr>
-            <w:tcW w:type="dxa" w:w="2257"/>
+            <w:tcW w:type="dxa" w:w="2401"/>
             <w:vAlign w:val="center"/>
             <w:shd w:fill="F2F5F9"/>
             <w:tcMar>
-              <w:top w:w="80" w:type="dxa"/>
-              <w:bottom w:w="80" w:type="dxa"/>
-              <w:left w:w="100" w:type="dxa"/>
-              <w:right w:w="100" w:type="dxa"/>
+              <w:top w:w="70" w:type="dxa"/>
+              <w:bottom w:w="70" w:type="dxa"/>
+              <w:left w:w="90" w:type="dxa"/>
+              <w:right w:w="90" w:type="dxa"/>
             </w:tcMar>
           </w:tcPr>
           <w:p>
@@ -2123,14 +2124,14 @@
         </w:tc>
         <w:tc>
           <w:tcPr>
-            <w:tcW w:type="dxa" w:w="2257"/>
+            <w:tcW w:type="dxa" w:w="2401"/>
             <w:vAlign w:val="center"/>
             <w:shd w:fill="F2F5F9"/>
             <w:tcMar>
-              <w:top w:w="80" w:type="dxa"/>
-              <w:bottom w:w="80" w:type="dxa"/>
-              <w:left w:w="100" w:type="dxa"/>
-              <w:right w:w="100" w:type="dxa"/>
+              <w:top w:w="70" w:type="dxa"/>
+              <w:bottom w:w="70" w:type="dxa"/>
+              <w:left w:w="90" w:type="dxa"/>
+              <w:right w:w="90" w:type="dxa"/>
             </w:tcMar>
           </w:tcPr>
           <w:p>
@@ -2150,14 +2151,14 @@
         </w:tc>
         <w:tc>
           <w:tcPr>
-            <w:tcW w:type="dxa" w:w="2257"/>
+            <w:tcW w:type="dxa" w:w="2401"/>
             <w:vAlign w:val="center"/>
             <w:shd w:fill="F2F5F9"/>
             <w:tcMar>
-              <w:top w:w="80" w:type="dxa"/>
-              <w:bottom w:w="80" w:type="dxa"/>
-              <w:left w:w="100" w:type="dxa"/>
-              <w:right w:w="100" w:type="dxa"/>
+              <w:top w:w="70" w:type="dxa"/>
+              <w:bottom w:w="70" w:type="dxa"/>
+              <w:left w:w="90" w:type="dxa"/>
+              <w:right w:w="90" w:type="dxa"/>
             </w:tcMar>
           </w:tcPr>
           <w:p>
@@ -2182,14 +2183,14 @@
         </w:trPr>
         <w:tc>
           <w:tcPr>
-            <w:tcW w:type="dxa" w:w="2257"/>
+            <w:tcW w:type="dxa" w:w="2401"/>
             <w:vAlign w:val="center"/>
             <w:shd w:fill="FFFFFF"/>
             <w:tcMar>
-              <w:top w:w="80" w:type="dxa"/>
-              <w:bottom w:w="80" w:type="dxa"/>
-              <w:left w:w="100" w:type="dxa"/>
-              <w:right w:w="100" w:type="dxa"/>
+              <w:top w:w="70" w:type="dxa"/>
+              <w:bottom w:w="70" w:type="dxa"/>
+              <w:left w:w="90" w:type="dxa"/>
+              <w:right w:w="90" w:type="dxa"/>
             </w:tcMar>
           </w:tcPr>
           <w:p>
@@ -2210,14 +2211,14 @@
         </w:tc>
         <w:tc>
           <w:tcPr>
-            <w:tcW w:type="dxa" w:w="2257"/>
+            <w:tcW w:type="dxa" w:w="2401"/>
             <w:vAlign w:val="center"/>
             <w:shd w:fill="FFFFFF"/>
             <w:tcMar>
-              <w:top w:w="80" w:type="dxa"/>
-              <w:bottom w:w="80" w:type="dxa"/>
-              <w:left w:w="100" w:type="dxa"/>
-              <w:right w:w="100" w:type="dxa"/>
+              <w:top w:w="70" w:type="dxa"/>
+              <w:bottom w:w="70" w:type="dxa"/>
+              <w:left w:w="90" w:type="dxa"/>
+              <w:right w:w="90" w:type="dxa"/>
             </w:tcMar>
           </w:tcPr>
           <w:p>
@@ -2237,14 +2238,14 @@
         </w:tc>
         <w:tc>
           <w:tcPr>
-            <w:tcW w:type="dxa" w:w="2257"/>
+            <w:tcW w:type="dxa" w:w="2401"/>
             <w:vAlign w:val="center"/>
             <w:shd w:fill="FFFFFF"/>
             <w:tcMar>
-              <w:top w:w="80" w:type="dxa"/>
-              <w:bottom w:w="80" w:type="dxa"/>
-              <w:left w:w="100" w:type="dxa"/>
-              <w:right w:w="100" w:type="dxa"/>
+              <w:top w:w="70" w:type="dxa"/>
+              <w:bottom w:w="70" w:type="dxa"/>
+              <w:left w:w="90" w:type="dxa"/>
+              <w:right w:w="90" w:type="dxa"/>
             </w:tcMar>
           </w:tcPr>
           <w:p>
@@ -2264,14 +2265,14 @@
         </w:tc>
         <w:tc>
           <w:tcPr>
-            <w:tcW w:type="dxa" w:w="2257"/>
+            <w:tcW w:type="dxa" w:w="2401"/>
             <w:vAlign w:val="center"/>
             <w:shd w:fill="FFFFFF"/>
             <w:tcMar>
-              <w:top w:w="80" w:type="dxa"/>
-              <w:bottom w:w="80" w:type="dxa"/>
-              <w:left w:w="100" w:type="dxa"/>
-              <w:right w:w="100" w:type="dxa"/>
+              <w:top w:w="70" w:type="dxa"/>
+              <w:bottom w:w="70" w:type="dxa"/>
+              <w:left w:w="90" w:type="dxa"/>
+              <w:right w:w="90" w:type="dxa"/>
             </w:tcMar>
           </w:tcPr>
           <w:p>
@@ -2296,14 +2297,14 @@
         </w:trPr>
         <w:tc>
           <w:tcPr>
-            <w:tcW w:type="dxa" w:w="2257"/>
+            <w:tcW w:type="dxa" w:w="2401"/>
             <w:vAlign w:val="center"/>
             <w:shd w:fill="F2F5F9"/>
             <w:tcMar>
-              <w:top w:w="80" w:type="dxa"/>
-              <w:bottom w:w="80" w:type="dxa"/>
-              <w:left w:w="100" w:type="dxa"/>
-              <w:right w:w="100" w:type="dxa"/>
+              <w:top w:w="70" w:type="dxa"/>
+              <w:bottom w:w="70" w:type="dxa"/>
+              <w:left w:w="90" w:type="dxa"/>
+              <w:right w:w="90" w:type="dxa"/>
             </w:tcMar>
           </w:tcPr>
           <w:p>
@@ -2324,14 +2325,14 @@
         </w:tc>
         <w:tc>
           <w:tcPr>
-            <w:tcW w:type="dxa" w:w="2257"/>
+            <w:tcW w:type="dxa" w:w="2401"/>
             <w:vAlign w:val="center"/>
             <w:shd w:fill="F2F5F9"/>
             <w:tcMar>
-              <w:top w:w="80" w:type="dxa"/>
-              <w:bottom w:w="80" w:type="dxa"/>
-              <w:left w:w="100" w:type="dxa"/>
-              <w:right w:w="100" w:type="dxa"/>
+              <w:top w:w="70" w:type="dxa"/>
+              <w:bottom w:w="70" w:type="dxa"/>
+              <w:left w:w="90" w:type="dxa"/>
+              <w:right w:w="90" w:type="dxa"/>
             </w:tcMar>
           </w:tcPr>
           <w:p>
@@ -2351,14 +2352,14 @@
         </w:tc>
         <w:tc>
           <w:tcPr>
-            <w:tcW w:type="dxa" w:w="2257"/>
+            <w:tcW w:type="dxa" w:w="2401"/>
             <w:vAlign w:val="center"/>
             <w:shd w:fill="F2F5F9"/>
             <w:tcMar>
-              <w:top w:w="80" w:type="dxa"/>
-              <w:bottom w:w="80" w:type="dxa"/>
-              <w:left w:w="100" w:type="dxa"/>
-              <w:right w:w="100" w:type="dxa"/>
+              <w:top w:w="70" w:type="dxa"/>
+              <w:bottom w:w="70" w:type="dxa"/>
+              <w:left w:w="90" w:type="dxa"/>
+              <w:right w:w="90" w:type="dxa"/>
             </w:tcMar>
           </w:tcPr>
           <w:p>
@@ -2378,14 +2379,14 @@
         </w:tc>
         <w:tc>
           <w:tcPr>
-            <w:tcW w:type="dxa" w:w="2257"/>
+            <w:tcW w:type="dxa" w:w="2401"/>
             <w:vAlign w:val="center"/>
             <w:shd w:fill="F2F5F9"/>
             <w:tcMar>
-              <w:top w:w="80" w:type="dxa"/>
-              <w:bottom w:w="80" w:type="dxa"/>
-              <w:left w:w="100" w:type="dxa"/>
-              <w:right w:w="100" w:type="dxa"/>
+              <w:top w:w="70" w:type="dxa"/>
+              <w:bottom w:w="70" w:type="dxa"/>
+              <w:left w:w="90" w:type="dxa"/>
+              <w:right w:w="90" w:type="dxa"/>
             </w:tcMar>
           </w:tcPr>
           <w:p>
@@ -2407,7 +2408,7 @@
     </w:tbl>
     <w:p>
       <w:pPr>
-        <w:spacing w:after="120"/>
+        <w:spacing w:after="100"/>
       </w:pPr>
     </w:p>
     <w:p>
@@ -2417,9 +2418,9 @@
       <w:r>
         <w:rPr>
           <w:color w:val="C8D2E1"/>
-          <w:sz w:val="16"/>
+          <w:sz w:val="14"/>
         </w:rPr>
-        <w:t>_________________________________________________________________________________</w:t>
+        <w:t>———————————————————————————————————————————————————————————————————————————</w:t>
       </w:r>
     </w:p>
     <w:p>
@@ -2453,9 +2454,9 @@
         </w:tblBorders>
       </w:tblPr>
       <w:tblGrid>
-        <w:gridCol w:w="3010"/>
-        <w:gridCol w:w="3010"/>
-        <w:gridCol w:w="3010"/>
+        <w:gridCol w:w="3202"/>
+        <w:gridCol w:w="3202"/>
+        <w:gridCol w:w="3202"/>
       </w:tblGrid>
       <w:tr>
         <w:trPr>
@@ -2465,7 +2466,7 @@
         </w:trPr>
         <w:tc>
           <w:tcPr>
-            <w:tcW w:type="dxa" w:w="3010"/>
+            <w:tcW w:type="dxa" w:w="3202"/>
             <w:vAlign w:val="center"/>
             <w:shd w:fill="1F3864"/>
             <w:tcMar>
@@ -2493,7 +2494,7 @@
         </w:tc>
         <w:tc>
           <w:tcPr>
-            <w:tcW w:type="dxa" w:w="3010"/>
+            <w:tcW w:type="dxa" w:w="3202"/>
             <w:vAlign w:val="center"/>
             <w:shd w:fill="1F3864"/>
             <w:tcMar>
@@ -2521,7 +2522,7 @@
         </w:tc>
         <w:tc>
           <w:tcPr>
-            <w:tcW w:type="dxa" w:w="3010"/>
+            <w:tcW w:type="dxa" w:w="3202"/>
             <w:vAlign w:val="center"/>
             <w:shd w:fill="1F3864"/>
             <w:tcMar>
@@ -2554,14 +2555,14 @@
         </w:trPr>
         <w:tc>
           <w:tcPr>
-            <w:tcW w:type="dxa" w:w="3010"/>
+            <w:tcW w:type="dxa" w:w="3202"/>
             <w:vAlign w:val="center"/>
             <w:shd w:fill="FFFFFF"/>
             <w:tcMar>
-              <w:top w:w="80" w:type="dxa"/>
-              <w:bottom w:w="80" w:type="dxa"/>
-              <w:left w:w="100" w:type="dxa"/>
-              <w:right w:w="100" w:type="dxa"/>
+              <w:top w:w="70" w:type="dxa"/>
+              <w:bottom w:w="70" w:type="dxa"/>
+              <w:left w:w="90" w:type="dxa"/>
+              <w:right w:w="90" w:type="dxa"/>
             </w:tcMar>
           </w:tcPr>
           <w:p>
@@ -2582,14 +2583,14 @@
         </w:tc>
         <w:tc>
           <w:tcPr>
-            <w:tcW w:type="dxa" w:w="3010"/>
+            <w:tcW w:type="dxa" w:w="3202"/>
             <w:vAlign w:val="center"/>
             <w:shd w:fill="FFFFFF"/>
             <w:tcMar>
-              <w:top w:w="80" w:type="dxa"/>
-              <w:bottom w:w="80" w:type="dxa"/>
-              <w:left w:w="100" w:type="dxa"/>
-              <w:right w:w="100" w:type="dxa"/>
+              <w:top w:w="70" w:type="dxa"/>
+              <w:bottom w:w="70" w:type="dxa"/>
+              <w:left w:w="90" w:type="dxa"/>
+              <w:right w:w="90" w:type="dxa"/>
             </w:tcMar>
           </w:tcPr>
           <w:p>
@@ -2609,14 +2610,14 @@
         </w:tc>
         <w:tc>
           <w:tcPr>
-            <w:tcW w:type="dxa" w:w="3010"/>
+            <w:tcW w:type="dxa" w:w="3202"/>
             <w:vAlign w:val="center"/>
             <w:shd w:fill="FFFFFF"/>
             <w:tcMar>
-              <w:top w:w="80" w:type="dxa"/>
-              <w:bottom w:w="80" w:type="dxa"/>
-              <w:left w:w="100" w:type="dxa"/>
-              <w:right w:w="100" w:type="dxa"/>
+              <w:top w:w="70" w:type="dxa"/>
+              <w:bottom w:w="70" w:type="dxa"/>
+              <w:left w:w="90" w:type="dxa"/>
+              <w:right w:w="90" w:type="dxa"/>
             </w:tcMar>
           </w:tcPr>
           <w:p>
@@ -2641,14 +2642,14 @@
         </w:trPr>
         <w:tc>
           <w:tcPr>
-            <w:tcW w:type="dxa" w:w="3010"/>
+            <w:tcW w:type="dxa" w:w="3202"/>
             <w:vAlign w:val="center"/>
             <w:shd w:fill="F2F5F9"/>
             <w:tcMar>
-              <w:top w:w="80" w:type="dxa"/>
-              <w:bottom w:w="80" w:type="dxa"/>
-              <w:left w:w="100" w:type="dxa"/>
-              <w:right w:w="100" w:type="dxa"/>
+              <w:top w:w="70" w:type="dxa"/>
+              <w:bottom w:w="70" w:type="dxa"/>
+              <w:left w:w="90" w:type="dxa"/>
+              <w:right w:w="90" w:type="dxa"/>
             </w:tcMar>
           </w:tcPr>
           <w:p>
@@ -2669,14 +2670,14 @@
         </w:tc>
         <w:tc>
           <w:tcPr>
-            <w:tcW w:type="dxa" w:w="3010"/>
+            <w:tcW w:type="dxa" w:w="3202"/>
             <w:vAlign w:val="center"/>
             <w:shd w:fill="F2F5F9"/>
             <w:tcMar>
-              <w:top w:w="80" w:type="dxa"/>
-              <w:bottom w:w="80" w:type="dxa"/>
-              <w:left w:w="100" w:type="dxa"/>
-              <w:right w:w="100" w:type="dxa"/>
+              <w:top w:w="70" w:type="dxa"/>
+              <w:bottom w:w="70" w:type="dxa"/>
+              <w:left w:w="90" w:type="dxa"/>
+              <w:right w:w="90" w:type="dxa"/>
             </w:tcMar>
           </w:tcPr>
           <w:p>
@@ -2696,14 +2697,14 @@
         </w:tc>
         <w:tc>
           <w:tcPr>
-            <w:tcW w:type="dxa" w:w="3010"/>
+            <w:tcW w:type="dxa" w:w="3202"/>
             <w:vAlign w:val="center"/>
             <w:shd w:fill="F2F5F9"/>
             <w:tcMar>
-              <w:top w:w="80" w:type="dxa"/>
-              <w:bottom w:w="80" w:type="dxa"/>
-              <w:left w:w="100" w:type="dxa"/>
-              <w:right w:w="100" w:type="dxa"/>
+              <w:top w:w="70" w:type="dxa"/>
+              <w:bottom w:w="70" w:type="dxa"/>
+              <w:left w:w="90" w:type="dxa"/>
+              <w:right w:w="90" w:type="dxa"/>
             </w:tcMar>
           </w:tcPr>
           <w:p>
@@ -2728,14 +2729,14 @@
         </w:trPr>
         <w:tc>
           <w:tcPr>
-            <w:tcW w:type="dxa" w:w="3010"/>
+            <w:tcW w:type="dxa" w:w="3202"/>
             <w:vAlign w:val="center"/>
             <w:shd w:fill="FFFFFF"/>
             <w:tcMar>
-              <w:top w:w="80" w:type="dxa"/>
-              <w:bottom w:w="80" w:type="dxa"/>
-              <w:left w:w="100" w:type="dxa"/>
-              <w:right w:w="100" w:type="dxa"/>
+              <w:top w:w="70" w:type="dxa"/>
+              <w:bottom w:w="70" w:type="dxa"/>
+              <w:left w:w="90" w:type="dxa"/>
+              <w:right w:w="90" w:type="dxa"/>
             </w:tcMar>
           </w:tcPr>
           <w:p>
@@ -2756,14 +2757,14 @@
         </w:tc>
         <w:tc>
           <w:tcPr>
-            <w:tcW w:type="dxa" w:w="3010"/>
+            <w:tcW w:type="dxa" w:w="3202"/>
             <w:vAlign w:val="center"/>
             <w:shd w:fill="FFFFFF"/>
             <w:tcMar>
-              <w:top w:w="80" w:type="dxa"/>
-              <w:bottom w:w="80" w:type="dxa"/>
-              <w:left w:w="100" w:type="dxa"/>
-              <w:right w:w="100" w:type="dxa"/>
+              <w:top w:w="70" w:type="dxa"/>
+              <w:bottom w:w="70" w:type="dxa"/>
+              <w:left w:w="90" w:type="dxa"/>
+              <w:right w:w="90" w:type="dxa"/>
             </w:tcMar>
           </w:tcPr>
           <w:p>
@@ -2783,14 +2784,14 @@
         </w:tc>
         <w:tc>
           <w:tcPr>
-            <w:tcW w:type="dxa" w:w="3010"/>
+            <w:tcW w:type="dxa" w:w="3202"/>
             <w:vAlign w:val="center"/>
             <w:shd w:fill="FFFFFF"/>
             <w:tcMar>
-              <w:top w:w="80" w:type="dxa"/>
-              <w:bottom w:w="80" w:type="dxa"/>
-              <w:left w:w="100" w:type="dxa"/>
-              <w:right w:w="100" w:type="dxa"/>
+              <w:top w:w="70" w:type="dxa"/>
+              <w:bottom w:w="70" w:type="dxa"/>
+              <w:left w:w="90" w:type="dxa"/>
+              <w:right w:w="90" w:type="dxa"/>
             </w:tcMar>
           </w:tcPr>
           <w:p>
@@ -2812,7 +2813,7 @@
     </w:tbl>
     <w:p>
       <w:pPr>
-        <w:spacing w:after="120"/>
+        <w:spacing w:after="100"/>
       </w:pPr>
     </w:p>
     <w:p>
@@ -2822,9 +2823,9 @@
       <w:r>
         <w:rPr>
           <w:color w:val="C8D2E1"/>
-          <w:sz w:val="16"/>
+          <w:sz w:val="14"/>
         </w:rPr>
-        <w:t>_________________________________________________________________________________</w:t>
+        <w:t>———————————————————————————————————————————————————————————————————————————</w:t>
       </w:r>
     </w:p>
     <w:p>
@@ -2858,9 +2859,9 @@
         </w:tblBorders>
       </w:tblPr>
       <w:tblGrid>
-        <w:gridCol w:w="3010"/>
-        <w:gridCol w:w="3010"/>
-        <w:gridCol w:w="3010"/>
+        <w:gridCol w:w="3202"/>
+        <w:gridCol w:w="3202"/>
+        <w:gridCol w:w="3202"/>
       </w:tblGrid>
       <w:tr>
         <w:trPr>
@@ -2870,7 +2871,7 @@
         </w:trPr>
         <w:tc>
           <w:tcPr>
-            <w:tcW w:type="dxa" w:w="3010"/>
+            <w:tcW w:type="dxa" w:w="3202"/>
             <w:vAlign w:val="center"/>
             <w:shd w:fill="1F3864"/>
             <w:tcMar>
@@ -2898,7 +2899,7 @@
         </w:tc>
         <w:tc>
           <w:tcPr>
-            <w:tcW w:type="dxa" w:w="3010"/>
+            <w:tcW w:type="dxa" w:w="3202"/>
             <w:vAlign w:val="center"/>
             <w:shd w:fill="1F3864"/>
             <w:tcMar>
@@ -2926,7 +2927,7 @@
         </w:tc>
         <w:tc>
           <w:tcPr>
-            <w:tcW w:type="dxa" w:w="3010"/>
+            <w:tcW w:type="dxa" w:w="3202"/>
             <w:vAlign w:val="center"/>
             <w:shd w:fill="1F3864"/>
             <w:tcMar>
@@ -2959,14 +2960,14 @@
         </w:trPr>
         <w:tc>
           <w:tcPr>
-            <w:tcW w:type="dxa" w:w="3010"/>
+            <w:tcW w:type="dxa" w:w="3202"/>
             <w:vAlign w:val="center"/>
             <w:shd w:fill="FFFFFF"/>
             <w:tcMar>
-              <w:top w:w="80" w:type="dxa"/>
-              <w:bottom w:w="80" w:type="dxa"/>
-              <w:left w:w="100" w:type="dxa"/>
-              <w:right w:w="100" w:type="dxa"/>
+              <w:top w:w="70" w:type="dxa"/>
+              <w:bottom w:w="70" w:type="dxa"/>
+              <w:left w:w="90" w:type="dxa"/>
+              <w:right w:w="90" w:type="dxa"/>
             </w:tcMar>
           </w:tcPr>
           <w:p>
@@ -2987,14 +2988,14 @@
         </w:tc>
         <w:tc>
           <w:tcPr>
-            <w:tcW w:type="dxa" w:w="3010"/>
+            <w:tcW w:type="dxa" w:w="3202"/>
             <w:vAlign w:val="center"/>
             <w:shd w:fill="FFFFFF"/>
             <w:tcMar>
-              <w:top w:w="80" w:type="dxa"/>
-              <w:bottom w:w="80" w:type="dxa"/>
-              <w:left w:w="100" w:type="dxa"/>
-              <w:right w:w="100" w:type="dxa"/>
+              <w:top w:w="70" w:type="dxa"/>
+              <w:bottom w:w="70" w:type="dxa"/>
+              <w:left w:w="90" w:type="dxa"/>
+              <w:right w:w="90" w:type="dxa"/>
             </w:tcMar>
           </w:tcPr>
           <w:p>
@@ -3014,14 +3015,14 @@
         </w:tc>
         <w:tc>
           <w:tcPr>
-            <w:tcW w:type="dxa" w:w="3010"/>
+            <w:tcW w:type="dxa" w:w="3202"/>
             <w:vAlign w:val="center"/>
             <w:shd w:fill="FFFFFF"/>
             <w:tcMar>
-              <w:top w:w="80" w:type="dxa"/>
-              <w:bottom w:w="80" w:type="dxa"/>
-              <w:left w:w="100" w:type="dxa"/>
-              <w:right w:w="100" w:type="dxa"/>
+              <w:top w:w="70" w:type="dxa"/>
+              <w:bottom w:w="70" w:type="dxa"/>
+              <w:left w:w="90" w:type="dxa"/>
+              <w:right w:w="90" w:type="dxa"/>
             </w:tcMar>
           </w:tcPr>
           <w:p>
@@ -3046,14 +3047,14 @@
         </w:trPr>
         <w:tc>
           <w:tcPr>
-            <w:tcW w:type="dxa" w:w="3010"/>
+            <w:tcW w:type="dxa" w:w="3202"/>
             <w:vAlign w:val="center"/>
             <w:shd w:fill="F2F5F9"/>
             <w:tcMar>
-              <w:top w:w="80" w:type="dxa"/>
-              <w:bottom w:w="80" w:type="dxa"/>
-              <w:left w:w="100" w:type="dxa"/>
-              <w:right w:w="100" w:type="dxa"/>
+              <w:top w:w="70" w:type="dxa"/>
+              <w:bottom w:w="70" w:type="dxa"/>
+              <w:left w:w="90" w:type="dxa"/>
+              <w:right w:w="90" w:type="dxa"/>
             </w:tcMar>
           </w:tcPr>
           <w:p>
@@ -3074,14 +3075,14 @@
         </w:tc>
         <w:tc>
           <w:tcPr>
-            <w:tcW w:type="dxa" w:w="3010"/>
+            <w:tcW w:type="dxa" w:w="3202"/>
             <w:vAlign w:val="center"/>
             <w:shd w:fill="F2F5F9"/>
             <w:tcMar>
-              <w:top w:w="80" w:type="dxa"/>
-              <w:bottom w:w="80" w:type="dxa"/>
-              <w:left w:w="100" w:type="dxa"/>
-              <w:right w:w="100" w:type="dxa"/>
+              <w:top w:w="70" w:type="dxa"/>
+              <w:bottom w:w="70" w:type="dxa"/>
+              <w:left w:w="90" w:type="dxa"/>
+              <w:right w:w="90" w:type="dxa"/>
             </w:tcMar>
           </w:tcPr>
           <w:p>
@@ -3101,14 +3102,14 @@
         </w:tc>
         <w:tc>
           <w:tcPr>
-            <w:tcW w:type="dxa" w:w="3010"/>
+            <w:tcW w:type="dxa" w:w="3202"/>
             <w:vAlign w:val="center"/>
             <w:shd w:fill="F2F5F9"/>
             <w:tcMar>
-              <w:top w:w="80" w:type="dxa"/>
-              <w:bottom w:w="80" w:type="dxa"/>
-              <w:left w:w="100" w:type="dxa"/>
-              <w:right w:w="100" w:type="dxa"/>
+              <w:top w:w="70" w:type="dxa"/>
+              <w:bottom w:w="70" w:type="dxa"/>
+              <w:left w:w="90" w:type="dxa"/>
+              <w:right w:w="90" w:type="dxa"/>
             </w:tcMar>
           </w:tcPr>
           <w:p>
@@ -3133,14 +3134,14 @@
         </w:trPr>
         <w:tc>
           <w:tcPr>
-            <w:tcW w:type="dxa" w:w="3010"/>
+            <w:tcW w:type="dxa" w:w="3202"/>
             <w:vAlign w:val="center"/>
             <w:shd w:fill="FFFFFF"/>
             <w:tcMar>
-              <w:top w:w="80" w:type="dxa"/>
-              <w:bottom w:w="80" w:type="dxa"/>
-              <w:left w:w="100" w:type="dxa"/>
-              <w:right w:w="100" w:type="dxa"/>
+              <w:top w:w="70" w:type="dxa"/>
+              <w:bottom w:w="70" w:type="dxa"/>
+              <w:left w:w="90" w:type="dxa"/>
+              <w:right w:w="90" w:type="dxa"/>
             </w:tcMar>
           </w:tcPr>
           <w:p>
@@ -3161,14 +3162,14 @@
         </w:tc>
         <w:tc>
           <w:tcPr>
-            <w:tcW w:type="dxa" w:w="3010"/>
+            <w:tcW w:type="dxa" w:w="3202"/>
             <w:vAlign w:val="center"/>
             <w:shd w:fill="FFFFFF"/>
             <w:tcMar>
-              <w:top w:w="80" w:type="dxa"/>
-              <w:bottom w:w="80" w:type="dxa"/>
-              <w:left w:w="100" w:type="dxa"/>
-              <w:right w:w="100" w:type="dxa"/>
+              <w:top w:w="70" w:type="dxa"/>
+              <w:bottom w:w="70" w:type="dxa"/>
+              <w:left w:w="90" w:type="dxa"/>
+              <w:right w:w="90" w:type="dxa"/>
             </w:tcMar>
           </w:tcPr>
           <w:p>
@@ -3188,14 +3189,14 @@
         </w:tc>
         <w:tc>
           <w:tcPr>
-            <w:tcW w:type="dxa" w:w="3010"/>
+            <w:tcW w:type="dxa" w:w="3202"/>
             <w:vAlign w:val="center"/>
             <w:shd w:fill="FFFFFF"/>
             <w:tcMar>
-              <w:top w:w="80" w:type="dxa"/>
-              <w:bottom w:w="80" w:type="dxa"/>
-              <w:left w:w="100" w:type="dxa"/>
-              <w:right w:w="100" w:type="dxa"/>
+              <w:top w:w="70" w:type="dxa"/>
+              <w:bottom w:w="70" w:type="dxa"/>
+              <w:left w:w="90" w:type="dxa"/>
+              <w:right w:w="90" w:type="dxa"/>
             </w:tcMar>
           </w:tcPr>
           <w:p>
@@ -3220,14 +3221,14 @@
         </w:trPr>
         <w:tc>
           <w:tcPr>
-            <w:tcW w:type="dxa" w:w="3010"/>
+            <w:tcW w:type="dxa" w:w="3202"/>
             <w:vAlign w:val="center"/>
             <w:shd w:fill="F2F5F9"/>
             <w:tcMar>
-              <w:top w:w="80" w:type="dxa"/>
-              <w:bottom w:w="80" w:type="dxa"/>
-              <w:left w:w="100" w:type="dxa"/>
-              <w:right w:w="100" w:type="dxa"/>
+              <w:top w:w="70" w:type="dxa"/>
+              <w:bottom w:w="70" w:type="dxa"/>
+              <w:left w:w="90" w:type="dxa"/>
+              <w:right w:w="90" w:type="dxa"/>
             </w:tcMar>
           </w:tcPr>
           <w:p>
@@ -3248,14 +3249,14 @@
         </w:tc>
         <w:tc>
           <w:tcPr>
-            <w:tcW w:type="dxa" w:w="3010"/>
+            <w:tcW w:type="dxa" w:w="3202"/>
             <w:vAlign w:val="center"/>
             <w:shd w:fill="F2F5F9"/>
             <w:tcMar>
-              <w:top w:w="80" w:type="dxa"/>
-              <w:bottom w:w="80" w:type="dxa"/>
-              <w:left w:w="100" w:type="dxa"/>
-              <w:right w:w="100" w:type="dxa"/>
+              <w:top w:w="70" w:type="dxa"/>
+              <w:bottom w:w="70" w:type="dxa"/>
+              <w:left w:w="90" w:type="dxa"/>
+              <w:right w:w="90" w:type="dxa"/>
             </w:tcMar>
           </w:tcPr>
           <w:p>
@@ -3275,14 +3276,14 @@
         </w:tc>
         <w:tc>
           <w:tcPr>
-            <w:tcW w:type="dxa" w:w="3010"/>
+            <w:tcW w:type="dxa" w:w="3202"/>
             <w:vAlign w:val="center"/>
             <w:shd w:fill="F2F5F9"/>
             <w:tcMar>
-              <w:top w:w="80" w:type="dxa"/>
-              <w:bottom w:w="80" w:type="dxa"/>
-              <w:left w:w="100" w:type="dxa"/>
-              <w:right w:w="100" w:type="dxa"/>
+              <w:top w:w="70" w:type="dxa"/>
+              <w:bottom w:w="70" w:type="dxa"/>
+              <w:left w:w="90" w:type="dxa"/>
+              <w:right w:w="90" w:type="dxa"/>
             </w:tcMar>
           </w:tcPr>
           <w:p>
@@ -3307,14 +3308,14 @@
         </w:trPr>
         <w:tc>
           <w:tcPr>
-            <w:tcW w:type="dxa" w:w="3010"/>
+            <w:tcW w:type="dxa" w:w="3202"/>
             <w:vAlign w:val="center"/>
             <w:shd w:fill="FFFFFF"/>
             <w:tcMar>
-              <w:top w:w="80" w:type="dxa"/>
-              <w:bottom w:w="80" w:type="dxa"/>
-              <w:left w:w="100" w:type="dxa"/>
-              <w:right w:w="100" w:type="dxa"/>
+              <w:top w:w="70" w:type="dxa"/>
+              <w:bottom w:w="70" w:type="dxa"/>
+              <w:left w:w="90" w:type="dxa"/>
+              <w:right w:w="90" w:type="dxa"/>
             </w:tcMar>
           </w:tcPr>
           <w:p>
@@ -3335,14 +3336,14 @@
         </w:tc>
         <w:tc>
           <w:tcPr>
-            <w:tcW w:type="dxa" w:w="3010"/>
+            <w:tcW w:type="dxa" w:w="3202"/>
             <w:vAlign w:val="center"/>
             <w:shd w:fill="FFFFFF"/>
             <w:tcMar>
-              <w:top w:w="80" w:type="dxa"/>
-              <w:bottom w:w="80" w:type="dxa"/>
-              <w:left w:w="100" w:type="dxa"/>
-              <w:right w:w="100" w:type="dxa"/>
+              <w:top w:w="70" w:type="dxa"/>
+              <w:bottom w:w="70" w:type="dxa"/>
+              <w:left w:w="90" w:type="dxa"/>
+              <w:right w:w="90" w:type="dxa"/>
             </w:tcMar>
           </w:tcPr>
           <w:p>
@@ -3362,14 +3363,14 @@
         </w:tc>
         <w:tc>
           <w:tcPr>
-            <w:tcW w:type="dxa" w:w="3010"/>
+            <w:tcW w:type="dxa" w:w="3202"/>
             <w:vAlign w:val="center"/>
             <w:shd w:fill="FFFFFF"/>
             <w:tcMar>
-              <w:top w:w="80" w:type="dxa"/>
-              <w:bottom w:w="80" w:type="dxa"/>
-              <w:left w:w="100" w:type="dxa"/>
-              <w:right w:w="100" w:type="dxa"/>
+              <w:top w:w="70" w:type="dxa"/>
+              <w:bottom w:w="70" w:type="dxa"/>
+              <w:left w:w="90" w:type="dxa"/>
+              <w:right w:w="90" w:type="dxa"/>
             </w:tcMar>
           </w:tcPr>
           <w:p>
@@ -3394,14 +3395,14 @@
         </w:trPr>
         <w:tc>
           <w:tcPr>
-            <w:tcW w:type="dxa" w:w="3010"/>
+            <w:tcW w:type="dxa" w:w="3202"/>
             <w:vAlign w:val="center"/>
             <w:shd w:fill="F2F5F9"/>
             <w:tcMar>
-              <w:top w:w="80" w:type="dxa"/>
-              <w:bottom w:w="80" w:type="dxa"/>
-              <w:left w:w="100" w:type="dxa"/>
-              <w:right w:w="100" w:type="dxa"/>
+              <w:top w:w="70" w:type="dxa"/>
+              <w:bottom w:w="70" w:type="dxa"/>
+              <w:left w:w="90" w:type="dxa"/>
+              <w:right w:w="90" w:type="dxa"/>
             </w:tcMar>
           </w:tcPr>
           <w:p>
@@ -3422,14 +3423,14 @@
         </w:tc>
         <w:tc>
           <w:tcPr>
-            <w:tcW w:type="dxa" w:w="3010"/>
+            <w:tcW w:type="dxa" w:w="3202"/>
             <w:vAlign w:val="center"/>
             <w:shd w:fill="F2F5F9"/>
             <w:tcMar>
-              <w:top w:w="80" w:type="dxa"/>
-              <w:bottom w:w="80" w:type="dxa"/>
-              <w:left w:w="100" w:type="dxa"/>
-              <w:right w:w="100" w:type="dxa"/>
+              <w:top w:w="70" w:type="dxa"/>
+              <w:bottom w:w="70" w:type="dxa"/>
+              <w:left w:w="90" w:type="dxa"/>
+              <w:right w:w="90" w:type="dxa"/>
             </w:tcMar>
           </w:tcPr>
           <w:p>
@@ -3449,14 +3450,14 @@
         </w:tc>
         <w:tc>
           <w:tcPr>
-            <w:tcW w:type="dxa" w:w="3010"/>
+            <w:tcW w:type="dxa" w:w="3202"/>
             <w:vAlign w:val="center"/>
             <w:shd w:fill="F2F5F9"/>
             <w:tcMar>
-              <w:top w:w="80" w:type="dxa"/>
-              <w:bottom w:w="80" w:type="dxa"/>
-              <w:left w:w="100" w:type="dxa"/>
-              <w:right w:w="100" w:type="dxa"/>
+              <w:top w:w="70" w:type="dxa"/>
+              <w:bottom w:w="70" w:type="dxa"/>
+              <w:left w:w="90" w:type="dxa"/>
+              <w:right w:w="90" w:type="dxa"/>
             </w:tcMar>
           </w:tcPr>
           <w:p>
@@ -3481,14 +3482,14 @@
         </w:trPr>
         <w:tc>
           <w:tcPr>
-            <w:tcW w:type="dxa" w:w="3010"/>
+            <w:tcW w:type="dxa" w:w="3202"/>
             <w:vAlign w:val="center"/>
             <w:shd w:fill="FFFFFF"/>
             <w:tcMar>
-              <w:top w:w="80" w:type="dxa"/>
-              <w:bottom w:w="80" w:type="dxa"/>
-              <w:left w:w="100" w:type="dxa"/>
-              <w:right w:w="100" w:type="dxa"/>
+              <w:top w:w="70" w:type="dxa"/>
+              <w:bottom w:w="70" w:type="dxa"/>
+              <w:left w:w="90" w:type="dxa"/>
+              <w:right w:w="90" w:type="dxa"/>
             </w:tcMar>
           </w:tcPr>
           <w:p>
@@ -3509,14 +3510,14 @@
         </w:tc>
         <w:tc>
           <w:tcPr>
-            <w:tcW w:type="dxa" w:w="3010"/>
+            <w:tcW w:type="dxa" w:w="3202"/>
             <w:vAlign w:val="center"/>
             <w:shd w:fill="FFFFFF"/>
             <w:tcMar>
-              <w:top w:w="80" w:type="dxa"/>
-              <w:bottom w:w="80" w:type="dxa"/>
-              <w:left w:w="100" w:type="dxa"/>
-              <w:right w:w="100" w:type="dxa"/>
+              <w:top w:w="70" w:type="dxa"/>
+              <w:bottom w:w="70" w:type="dxa"/>
+              <w:left w:w="90" w:type="dxa"/>
+              <w:right w:w="90" w:type="dxa"/>
             </w:tcMar>
           </w:tcPr>
           <w:p>
@@ -3536,14 +3537,14 @@
         </w:tc>
         <w:tc>
           <w:tcPr>
-            <w:tcW w:type="dxa" w:w="3010"/>
+            <w:tcW w:type="dxa" w:w="3202"/>
             <w:vAlign w:val="center"/>
             <w:shd w:fill="FFFFFF"/>
             <w:tcMar>
-              <w:top w:w="80" w:type="dxa"/>
-              <w:bottom w:w="80" w:type="dxa"/>
-              <w:left w:w="100" w:type="dxa"/>
-              <w:right w:w="100" w:type="dxa"/>
+              <w:top w:w="70" w:type="dxa"/>
+              <w:bottom w:w="70" w:type="dxa"/>
+              <w:left w:w="90" w:type="dxa"/>
+              <w:right w:w="90" w:type="dxa"/>
             </w:tcMar>
           </w:tcPr>
           <w:p>
@@ -3568,14 +3569,14 @@
         </w:trPr>
         <w:tc>
           <w:tcPr>
-            <w:tcW w:type="dxa" w:w="3010"/>
+            <w:tcW w:type="dxa" w:w="3202"/>
             <w:vAlign w:val="center"/>
             <w:shd w:fill="F2F5F9"/>
             <w:tcMar>
-              <w:top w:w="80" w:type="dxa"/>
-              <w:bottom w:w="80" w:type="dxa"/>
-              <w:left w:w="100" w:type="dxa"/>
-              <w:right w:w="100" w:type="dxa"/>
+              <w:top w:w="70" w:type="dxa"/>
+              <w:bottom w:w="70" w:type="dxa"/>
+              <w:left w:w="90" w:type="dxa"/>
+              <w:right w:w="90" w:type="dxa"/>
             </w:tcMar>
           </w:tcPr>
           <w:p>
@@ -3596,14 +3597,14 @@
         </w:tc>
         <w:tc>
           <w:tcPr>
-            <w:tcW w:type="dxa" w:w="3010"/>
+            <w:tcW w:type="dxa" w:w="3202"/>
             <w:vAlign w:val="center"/>
             <w:shd w:fill="F2F5F9"/>
             <w:tcMar>
-              <w:top w:w="80" w:type="dxa"/>
-              <w:bottom w:w="80" w:type="dxa"/>
-              <w:left w:w="100" w:type="dxa"/>
-              <w:right w:w="100" w:type="dxa"/>
+              <w:top w:w="70" w:type="dxa"/>
+              <w:bottom w:w="70" w:type="dxa"/>
+              <w:left w:w="90" w:type="dxa"/>
+              <w:right w:w="90" w:type="dxa"/>
             </w:tcMar>
           </w:tcPr>
           <w:p>
@@ -3623,14 +3624,14 @@
         </w:tc>
         <w:tc>
           <w:tcPr>
-            <w:tcW w:type="dxa" w:w="3010"/>
+            <w:tcW w:type="dxa" w:w="3202"/>
             <w:vAlign w:val="center"/>
             <w:shd w:fill="F2F5F9"/>
             <w:tcMar>
-              <w:top w:w="80" w:type="dxa"/>
-              <w:bottom w:w="80" w:type="dxa"/>
-              <w:left w:w="100" w:type="dxa"/>
-              <w:right w:w="100" w:type="dxa"/>
+              <w:top w:w="70" w:type="dxa"/>
+              <w:bottom w:w="70" w:type="dxa"/>
+              <w:left w:w="90" w:type="dxa"/>
+              <w:right w:w="90" w:type="dxa"/>
             </w:tcMar>
           </w:tcPr>
           <w:p>
@@ -3655,14 +3656,14 @@
         </w:trPr>
         <w:tc>
           <w:tcPr>
-            <w:tcW w:type="dxa" w:w="3010"/>
+            <w:tcW w:type="dxa" w:w="3202"/>
             <w:vAlign w:val="center"/>
             <w:shd w:fill="FFFFFF"/>
             <w:tcMar>
-              <w:top w:w="80" w:type="dxa"/>
-              <w:bottom w:w="80" w:type="dxa"/>
-              <w:left w:w="100" w:type="dxa"/>
-              <w:right w:w="100" w:type="dxa"/>
+              <w:top w:w="70" w:type="dxa"/>
+              <w:bottom w:w="70" w:type="dxa"/>
+              <w:left w:w="90" w:type="dxa"/>
+              <w:right w:w="90" w:type="dxa"/>
             </w:tcMar>
           </w:tcPr>
           <w:p>
@@ -3683,14 +3684,14 @@
         </w:tc>
         <w:tc>
           <w:tcPr>
-            <w:tcW w:type="dxa" w:w="3010"/>
+            <w:tcW w:type="dxa" w:w="3202"/>
             <w:vAlign w:val="center"/>
             <w:shd w:fill="FFFFFF"/>
             <w:tcMar>
-              <w:top w:w="80" w:type="dxa"/>
-              <w:bottom w:w="80" w:type="dxa"/>
-              <w:left w:w="100" w:type="dxa"/>
-              <w:right w:w="100" w:type="dxa"/>
+              <w:top w:w="70" w:type="dxa"/>
+              <w:bottom w:w="70" w:type="dxa"/>
+              <w:left w:w="90" w:type="dxa"/>
+              <w:right w:w="90" w:type="dxa"/>
             </w:tcMar>
           </w:tcPr>
           <w:p>
@@ -3710,14 +3711,14 @@
         </w:tc>
         <w:tc>
           <w:tcPr>
-            <w:tcW w:type="dxa" w:w="3010"/>
+            <w:tcW w:type="dxa" w:w="3202"/>
             <w:vAlign w:val="center"/>
             <w:shd w:fill="FFFFFF"/>
             <w:tcMar>
-              <w:top w:w="80" w:type="dxa"/>
-              <w:bottom w:w="80" w:type="dxa"/>
-              <w:left w:w="100" w:type="dxa"/>
-              <w:right w:w="100" w:type="dxa"/>
+              <w:top w:w="70" w:type="dxa"/>
+              <w:bottom w:w="70" w:type="dxa"/>
+              <w:left w:w="90" w:type="dxa"/>
+              <w:right w:w="90" w:type="dxa"/>
             </w:tcMar>
           </w:tcPr>
           <w:p>
@@ -3742,14 +3743,14 @@
         </w:trPr>
         <w:tc>
           <w:tcPr>
-            <w:tcW w:type="dxa" w:w="3010"/>
+            <w:tcW w:type="dxa" w:w="3202"/>
             <w:vAlign w:val="center"/>
             <w:shd w:fill="F2F5F9"/>
             <w:tcMar>
-              <w:top w:w="80" w:type="dxa"/>
-              <w:bottom w:w="80" w:type="dxa"/>
-              <w:left w:w="100" w:type="dxa"/>
-              <w:right w:w="100" w:type="dxa"/>
+              <w:top w:w="70" w:type="dxa"/>
+              <w:bottom w:w="70" w:type="dxa"/>
+              <w:left w:w="90" w:type="dxa"/>
+              <w:right w:w="90" w:type="dxa"/>
             </w:tcMar>
           </w:tcPr>
           <w:p>
@@ -3770,14 +3771,14 @@
         </w:tc>
         <w:tc>
           <w:tcPr>
-            <w:tcW w:type="dxa" w:w="3010"/>
+            <w:tcW w:type="dxa" w:w="3202"/>
             <w:vAlign w:val="center"/>
             <w:shd w:fill="F2F5F9"/>
             <w:tcMar>
-              <w:top w:w="80" w:type="dxa"/>
-              <w:bottom w:w="80" w:type="dxa"/>
-              <w:left w:w="100" w:type="dxa"/>
-              <w:right w:w="100" w:type="dxa"/>
+              <w:top w:w="70" w:type="dxa"/>
+              <w:bottom w:w="70" w:type="dxa"/>
+              <w:left w:w="90" w:type="dxa"/>
+              <w:right w:w="90" w:type="dxa"/>
             </w:tcMar>
           </w:tcPr>
           <w:p>
@@ -3797,14 +3798,14 @@
         </w:tc>
         <w:tc>
           <w:tcPr>
-            <w:tcW w:type="dxa" w:w="3010"/>
+            <w:tcW w:type="dxa" w:w="3202"/>
             <w:vAlign w:val="center"/>
             <w:shd w:fill="F2F5F9"/>
             <w:tcMar>
-              <w:top w:w="80" w:type="dxa"/>
-              <w:bottom w:w="80" w:type="dxa"/>
-              <w:left w:w="100" w:type="dxa"/>
-              <w:right w:w="100" w:type="dxa"/>
+              <w:top w:w="70" w:type="dxa"/>
+              <w:bottom w:w="70" w:type="dxa"/>
+              <w:left w:w="90" w:type="dxa"/>
+              <w:right w:w="90" w:type="dxa"/>
             </w:tcMar>
           </w:tcPr>
           <w:p>
@@ -3826,7 +3827,7 @@
     </w:tbl>
     <w:p>
       <w:pPr>
-        <w:spacing w:after="120"/>
+        <w:spacing w:after="100"/>
       </w:pPr>
     </w:p>
     <w:p>
@@ -3836,9 +3837,9 @@
       <w:r>
         <w:rPr>
           <w:color w:val="C8D2E1"/>
-          <w:sz w:val="16"/>
+          <w:sz w:val="14"/>
         </w:rPr>
-        <w:t>_________________________________________________________________________________</w:t>
+        <w:t>———————————————————————————————————————————————————————————————————————————</w:t>
       </w:r>
     </w:p>
     <w:p>
@@ -3943,9 +3944,9 @@
       <w:r>
         <w:rPr>
           <w:color w:val="C8D2E1"/>
-          <w:sz w:val="16"/>
+          <w:sz w:val="14"/>
         </w:rPr>
-        <w:t>_________________________________________________________________________________</w:t>
+        <w:t>———————————————————————————————————————————————————————————————————————————</w:t>
       </w:r>
     </w:p>
     <w:p>
@@ -3977,13 +3978,53 @@
       </w:r>
     </w:p>
     <w:sectPr>
+      <w:headerReference w:type="default" r:id="rId9"/>
+      <w:footerReference w:type="default" r:id="rId10"/>
       <w:pgSz w:w="11909" w:h="16834"/>
-      <w:pgMar w:top="1440" w:right="1440" w:bottom="1440" w:left="1440" w:header="720" w:footer="720" w:gutter="0"/>
+      <w:pgMar w:top="1152" w:right="1152" w:bottom="1152" w:left="1152" w:header="720" w:footer="720" w:gutter="0"/>
       <w:cols w:space="720"/>
       <w:docGrid w:linePitch="360"/>
     </w:sectPr>
   </w:body>
 </w:document>
+</file>
+
+<file path=word/footer1.xml><?xml version="1.0" encoding="utf-8"?>
+<w:ftr xmlns:m="http://schemas.openxmlformats.org/officeDocument/2006/math" xmlns:mc="http://schemas.openxmlformats.org/markup-compatibility/2006" xmlns:mo="http://schemas.microsoft.com/office/mac/office/2008/main" xmlns:mv="urn:schemas-microsoft-com:mac:vml" xmlns:o="urn:schemas-microsoft-com:office:office" xmlns:r="http://schemas.openxmlformats.org/officeDocument/2006/relationships" xmlns:v="urn:schemas-microsoft-com:vml" xmlns:w10="urn:schemas-microsoft-com:office:word" xmlns:w14="http://schemas.microsoft.com/office/word/2010/wordml" xmlns:w="http://schemas.openxmlformats.org/wordprocessingml/2006/main" xmlns:wne="http://schemas.microsoft.com/office/word/2006/wordml" xmlns:wp14="http://schemas.microsoft.com/office/word/2010/wordprocessingDrawing" xmlns:wp="http://schemas.openxmlformats.org/drawingml/2006/wordprocessingDrawing" xmlns:wpc="http://schemas.microsoft.com/office/word/2010/wordprocessingCanvas" xmlns:wpg="http://schemas.microsoft.com/office/word/2010/wordprocessingGroup" xmlns:wpi="http://schemas.microsoft.com/office/word/2010/wordprocessingInk" xmlns:wps="http://schemas.microsoft.com/office/word/2010/wordprocessingShape" mc:Ignorable="w14 wp14">
+  <w:p>
+    <w:pPr>
+      <w:pStyle w:val="Footer"/>
+      <w:jc w:val="left"/>
+    </w:pPr>
+    <w:r>
+      <w:rPr>
+        <w:rFonts w:ascii="Calibri" w:hAnsi="Calibri"/>
+        <w:color w:val="646464"/>
+        <w:sz w:val="17"/>
+      </w:rPr>
+      <w:t>Buku Kurikulum KPT-OBE SISTEKIN 2026  |  FSTI Universitas Widyagama Malang</w:t>
+    </w:r>
+  </w:p>
+</w:ftr>
+</file>
+
+<file path=word/header1.xml><?xml version="1.0" encoding="utf-8"?>
+<w:hdr xmlns:m="http://schemas.openxmlformats.org/officeDocument/2006/math" xmlns:mc="http://schemas.openxmlformats.org/markup-compatibility/2006" xmlns:mo="http://schemas.microsoft.com/office/mac/office/2008/main" xmlns:mv="urn:schemas-microsoft-com:mac:vml" xmlns:o="urn:schemas-microsoft-com:office:office" xmlns:r="http://schemas.openxmlformats.org/officeDocument/2006/relationships" xmlns:v="urn:schemas-microsoft-com:vml" xmlns:w10="urn:schemas-microsoft-com:office:word" xmlns:w14="http://schemas.microsoft.com/office/word/2010/wordml" xmlns:w="http://schemas.openxmlformats.org/wordprocessingml/2006/main" xmlns:wne="http://schemas.microsoft.com/office/word/2006/wordml" xmlns:wp14="http://schemas.microsoft.com/office/word/2010/wordprocessingDrawing" xmlns:wp="http://schemas.openxmlformats.org/drawingml/2006/wordprocessingDrawing" xmlns:wpc="http://schemas.microsoft.com/office/word/2010/wordprocessingCanvas" xmlns:wpg="http://schemas.microsoft.com/office/word/2010/wordprocessingGroup" xmlns:wpi="http://schemas.microsoft.com/office/word/2010/wordprocessingInk" xmlns:wps="http://schemas.microsoft.com/office/word/2010/wordprocessingShape" mc:Ignorable="w14 wp14">
+  <w:p>
+    <w:pPr>
+      <w:pStyle w:val="Header"/>
+      <w:jc w:val="right"/>
+    </w:pPr>
+    <w:r>
+      <w:rPr>
+        <w:rFonts w:ascii="Calibri" w:hAnsi="Calibri"/>
+        <w:color w:val="646464"/>
+        <w:sz w:val="17"/>
+      </w:rPr>
+      <w:t>PROGRAM STUDI SISTEM DAN TEKNOLOGI INFORMASI (SISTEKIN) — FSTI UWG</w:t>
+    </w:r>
+  </w:p>
+</w:hdr>
 </file>
 
 <file path=word/numbering.xml><?xml version="1.0" encoding="utf-8"?>
